--- a/klagomål/A 29521-2026 FSC-klagomål.docx
+++ b/klagomål/A 29521-2026 FSC-klagomål.docx
@@ -1116,7 +1116,7 @@
     <w:r>
       <w:tab/>
       <w:tab/>
-      <w:t>2026-07-01</w:t>
+      <w:t>2026-07-02</w:t>
       <w:br/>
       <w:br/>
     </w:r>

--- a/klagomål/A 29521-2026 FSC-klagomål.docx
+++ b/klagomål/A 29521-2026 FSC-klagomål.docx
@@ -1116,7 +1116,7 @@
     <w:r>
       <w:tab/>
       <w:tab/>
-      <w:t>2026-07-13</w:t>
+      <w:t>2026-07-14</w:t>
       <w:br/>
       <w:br/>
     </w:r>

--- a/klagomål/A 29521-2026 FSC-klagomål.docx
+++ b/klagomål/A 29521-2026 FSC-klagomål.docx
@@ -1116,7 +1116,7 @@
     <w:r>
       <w:tab/>
       <w:tab/>
-      <w:t>2026-07-14</w:t>
+      <w:t>2026-07-15</w:t>
       <w:br/>
       <w:br/>
     </w:r>

--- a/klagomål/A 29521-2026 FSC-klagomål.docx
+++ b/klagomål/A 29521-2026 FSC-klagomål.docx
@@ -1116,7 +1116,7 @@
     <w:r>
       <w:tab/>
       <w:tab/>
-      <w:t>2026-07-15</w:t>
+      <w:t>2026-07-16</w:t>
       <w:br/>
       <w:br/>
     </w:r>

--- a/klagomål/A 29521-2026 FSC-klagomål.docx
+++ b/klagomål/A 29521-2026 FSC-klagomål.docx
@@ -1116,7 +1116,7 @@
     <w:r>
       <w:tab/>
       <w:tab/>
-      <w:t>2026-07-16</w:t>
+      <w:t>2026-07-17</w:t>
       <w:br/>
       <w:br/>
     </w:r>

--- a/klagomål/A 29521-2026 FSC-klagomål.docx
+++ b/klagomål/A 29521-2026 FSC-klagomål.docx
@@ -1116,7 +1116,7 @@
     <w:r>
       <w:tab/>
       <w:tab/>
-      <w:t>2026-07-17</w:t>
+      <w:t>2026-07-18</w:t>
       <w:br/>
       <w:br/>
     </w:r>

--- a/klagomål/A 29521-2026 FSC-klagomål.docx
+++ b/klagomål/A 29521-2026 FSC-klagomål.docx
@@ -1116,7 +1116,7 @@
     <w:r>
       <w:tab/>
       <w:tab/>
-      <w:t>2026-07-18</w:t>
+      <w:t>2026-07-19</w:t>
       <w:br/>
       <w:br/>
     </w:r>

--- a/klagomål/A 29521-2026 FSC-klagomål.docx
+++ b/klagomål/A 29521-2026 FSC-klagomål.docx
@@ -1116,7 +1116,7 @@
     <w:r>
       <w:tab/>
       <w:tab/>
-      <w:t>2026-07-19</w:t>
+      <w:t>2026-07-20</w:t>
       <w:br/>
       <w:br/>
     </w:r>

--- a/klagomål/A 29521-2026 FSC-klagomål.docx
+++ b/klagomål/A 29521-2026 FSC-klagomål.docx
@@ -1116,7 +1116,7 @@
     <w:r>
       <w:tab/>
       <w:tab/>
-      <w:t>2026-07-20</w:t>
+      <w:t>2026-07-21</w:t>
       <w:br/>
       <w:br/>
     </w:r>

--- a/klagomål/A 29521-2026 FSC-klagomål.docx
+++ b/klagomål/A 29521-2026 FSC-klagomål.docx
@@ -1116,7 +1116,7 @@
     <w:r>
       <w:tab/>
       <w:tab/>
-      <w:t>2026-07-21</w:t>
+      <w:t>2026-07-22</w:t>
       <w:br/>
       <w:br/>
     </w:r>

--- a/klagomål/A 29521-2026 FSC-klagomål.docx
+++ b/klagomål/A 29521-2026 FSC-klagomål.docx
@@ -1116,7 +1116,7 @@
     <w:r>
       <w:tab/>
       <w:tab/>
-      <w:t>2026-07-22</w:t>
+      <w:t>2026-07-23</w:t>
       <w:br/>
       <w:br/>
     </w:r>

--- a/klagomål/A 29521-2026 FSC-klagomål.docx
+++ b/klagomål/A 29521-2026 FSC-klagomål.docx
@@ -1116,7 +1116,7 @@
     <w:r>
       <w:tab/>
       <w:tab/>
-      <w:t>2026-07-23</w:t>
+      <w:t>2026-07-24</w:t>
       <w:br/>
       <w:br/>
     </w:r>

--- a/klagomål/A 29521-2026 FSC-klagomål.docx
+++ b/klagomål/A 29521-2026 FSC-klagomål.docx
@@ -1116,7 +1116,7 @@
     <w:r>
       <w:tab/>
       <w:tab/>
-      <w:t>2026-07-24</w:t>
+      <w:t>2026-07-25</w:t>
       <w:br/>
       <w:br/>
     </w:r>

--- a/klagomål/A 29521-2026 FSC-klagomål.docx
+++ b/klagomål/A 29521-2026 FSC-klagomål.docx
@@ -1116,7 +1116,7 @@
     <w:r>
       <w:tab/>
       <w:tab/>
-      <w:t>2026-07-25</w:t>
+      <w:t>2026-07-26</w:t>
       <w:br/>
       <w:br/>
     </w:r>

--- a/klagomål/A 29521-2026 FSC-klagomål.docx
+++ b/klagomål/A 29521-2026 FSC-klagomål.docx
@@ -1116,7 +1116,7 @@
     <w:r>
       <w:tab/>
       <w:tab/>
-      <w:t>2026-07-26</w:t>
+      <w:t>2026-07-27</w:t>
       <w:br/>
       <w:br/>
     </w:r>

--- a/klagomål/A 29521-2026 FSC-klagomål.docx
+++ b/klagomål/A 29521-2026 FSC-klagomål.docx
@@ -1116,7 +1116,7 @@
     <w:r>
       <w:tab/>
       <w:tab/>
-      <w:t>2026-07-27</w:t>
+      <w:t>2026-07-28</w:t>
       <w:br/>
       <w:br/>
     </w:r>

--- a/klagomål/A 29521-2026 FSC-klagomål.docx
+++ b/klagomål/A 29521-2026 FSC-klagomål.docx
@@ -1116,7 +1116,7 @@
     <w:r>
       <w:tab/>
       <w:tab/>
-      <w:t>2026-07-28</w:t>
+      <w:t>2026-07-29</w:t>
       <w:br/>
       <w:br/>
     </w:r>

--- a/klagomål/A 29521-2026 FSC-klagomål.docx
+++ b/klagomål/A 29521-2026 FSC-klagomål.docx
@@ -1116,7 +1116,7 @@
     <w:r>
       <w:tab/>
       <w:tab/>
-      <w:t>2026-07-29</w:t>
+      <w:t>2026-07-30</w:t>
       <w:br/>
       <w:br/>
     </w:r>

--- a/klagomål/A 29521-2026 FSC-klagomål.docx
+++ b/klagomål/A 29521-2026 FSC-klagomål.docx
@@ -1116,7 +1116,7 @@
     <w:r>
       <w:tab/>
       <w:tab/>
-      <w:t>2026-07-30</w:t>
+      <w:t>2026-07-31</w:t>
       <w:br/>
       <w:br/>
     </w:r>

--- a/klagomål/A 29521-2026 FSC-klagomål.docx
+++ b/klagomål/A 29521-2026 FSC-klagomål.docx
@@ -1116,7 +1116,7 @@
     <w:r>
       <w:tab/>
       <w:tab/>
-      <w:t>2026-07-31</w:t>
+      <w:t>2026-08-01</w:t>
       <w:br/>
       <w:br/>
     </w:r>

--- a/klagomål/A 29521-2026 FSC-klagomål.docx
+++ b/klagomål/A 29521-2026 FSC-klagomål.docx
@@ -1116,7 +1116,7 @@
     <w:r>
       <w:tab/>
       <w:tab/>
-      <w:t>2026-08-01</w:t>
+      <w:t>2026-08-02</w:t>
       <w:br/>
       <w:br/>
     </w:r>

--- a/klagomål/A 29521-2026 FSC-klagomål.docx
+++ b/klagomål/A 29521-2026 FSC-klagomål.docx
@@ -1116,7 +1116,7 @@
     <w:r>
       <w:tab/>
       <w:tab/>
-      <w:t>2026-08-02</w:t>
+      <w:t>2026-08-03</w:t>
       <w:br/>
       <w:br/>
     </w:r>

--- a/klagomål/A 29521-2026 FSC-klagomål.docx
+++ b/klagomål/A 29521-2026 FSC-klagomål.docx
@@ -1116,7 +1116,7 @@
     <w:r>
       <w:tab/>
       <w:tab/>
-      <w:t>2026-08-03</w:t>
+      <w:t>2026-08-05</w:t>
       <w:br/>
       <w:br/>
     </w:r>

--- a/klagomål/A 29521-2026 FSC-klagomål.docx
+++ b/klagomål/A 29521-2026 FSC-klagomål.docx
@@ -1116,7 +1116,7 @@
     <w:r>
       <w:tab/>
       <w:tab/>
-      <w:t>2026-08-05</w:t>
+      <w:t>2026-08-07</w:t>
       <w:br/>
       <w:br/>
     </w:r>

--- a/klagomål/A 29521-2026 FSC-klagomål.docx
+++ b/klagomål/A 29521-2026 FSC-klagomål.docx
@@ -1116,7 +1116,7 @@
     <w:r>
       <w:tab/>
       <w:tab/>
-      <w:t>2026-08-07</w:t>
+      <w:t>2026-08-08</w:t>
       <w:br/>
       <w:br/>
     </w:r>

--- a/klagomål/A 29521-2026 FSC-klagomål.docx
+++ b/klagomål/A 29521-2026 FSC-klagomål.docx
@@ -178,7 +178,7 @@
       <w:r>
         <w:drawing>
           <wp:inline xmlns:a="http://schemas.openxmlformats.org/drawingml/2006/main" xmlns:pic="http://schemas.openxmlformats.org/drawingml/2006/picture">
-            <wp:extent cx="5411579" cy="5724000"/>
+            <wp:extent cx="5200387" cy="5724000"/>
             <wp:docPr id="1" name="Picture 1"/>
             <wp:cNvGraphicFramePr>
               <a:graphicFrameLocks noChangeAspect="1"/>
@@ -199,7 +199,7 @@
                   <pic:spPr>
                     <a:xfrm>
                       <a:off x="0" y="0"/>
-                      <a:ext cx="5411579" cy="5724000"/>
+                      <a:ext cx="5200387" cy="5724000"/>
                     </a:xfrm>
                     <a:prstGeom prst="rect"/>
                   </pic:spPr>
@@ -216,12 +216,12 @@
         <w:spacing w:after="240"/>
       </w:pPr>
       <w:r>
-        <w:t>Figur 1. Fyndplatser för naturvårdsarter i och inom 13 meter från avverkningsanmälan. Markörer utan svart kant är placerade på fyndplatsen. Markörer med svart kant är placerade vid sidan av fyndplatsen har ett svart streck som visar fyndplatsens exakta position. Kartans mittpunktskoordinat är N 6687375, E 565045 i SWEREF 99 TM.</w:t>
+        <w:t>Figur 1. Fyndplatser för naturvårdsarter i och inom 13 meter från avverkningsanmälan. Markörer utan svart kant är placerade på fyndplatsen. Markörer med svart kant är placerade vid sidan av fyndplatsen och har ett svart streck som visar fyndplatsens exakta position. Kartans mittpunktskoordinat är N 6687375, E 565045 i SWEREF 99 TM.</w:t>
       </w:r>
     </w:p>
     <w:p>
       <w:r>
-        <w:t>I och inom 13 meter från avverkningsanmälan finns fynd av 2 naturvårdsarter, varav 2 är fridlysta och 1 är typisk (T): spillkråka (T, §4) och revlummer (§9). Se Figur 1.</w:t>
+        <w:t>I och inom 13 meter från avverkningsanmälan finns fynd av 4 naturvårdsarter, varav 2 är rödlistade, 3 är fridlysta och 3 är typiska (T): knärot (VU, T, §8), ullticka (NT, T), spillkråka (T, §4) och revlummer (§9). Se Figur 1.</w:t>
       </w:r>
     </w:p>
     <w:p>
@@ -296,7 +296,7 @@
     </w:p>
     <w:p>
       <w:r>
-        <w:t>I det avverkningsanmälda området finns 0 fyndplatser för knärot registrerade på Artportalen. Figur 2 visar gränserna för buffertzoner på 50 m, som behöver lämnas kring fyndplatserna för att knärotslokalerna inte ska försvinna vid en avverkning. Av det avverkningsanmälda området överlappar 0.05 ha med buffertzonerna och får av detta skäl inte avverkas.</w:t>
+        <w:t>I det avverkningsanmälda området finns 12 fyndplatser för knärot registrerade på Artportalen. Figur 2 visar gränserna för buffertzoner på 50 m, som behöver lämnas kring fyndplatserna för att knärotslokalerna inte ska försvinna vid en avverkning. Av det avverkningsanmälda området överlappar 4.65 ha med buffertzonerna och får av detta skäl inte avverkas.</w:t>
       </w:r>
     </w:p>
     <w:p>
@@ -352,6 +352,62 @@
         <w:rPr>
           <w:b/>
         </w:rPr>
+        <w:t>Ullticka (NT)</w:t>
+      </w:r>
+      <w:r>
+        <w:t xml:space="preserve"> är knuten till restbestånd av barrnaturskog och förekommer med ett tydligt optimum i orörda eller måttligt påverkade gamla granskogar där det föreligger viss kontinuitet av grov död ved. Ullticka är en bra signalart inom hela sitt utbredningsområde och i södra Sverige är den sällsynt och en god signalart för skyddsvärda granskogsmiljöer. Den hotas av avverkning och fragmentering av naturskog och äldre granskog med lång trädkontinuitet. På ullticka kan ibland ulltickeporing (VU) påträffas - det är en sällsynt ticka som nyligen delats upp i de tre olika arterna ulltickeporing </w:t>
+      </w:r>
+      <w:r>
+        <w:rPr>
+          <w:i/>
+        </w:rPr>
+        <w:t xml:space="preserve">Skeletocutis brevispora </w:t>
+      </w:r>
+      <w:r>
+        <w:t>(VU)</w:t>
+      </w:r>
+      <w:r>
+        <w:rPr>
+          <w:i/>
+        </w:rPr>
+        <w:t>, Skeletocutis delicata</w:t>
+      </w:r>
+      <w:r>
+        <w:t xml:space="preserve"> (VU)</w:t>
+      </w:r>
+      <w:r>
+        <w:rPr>
+          <w:i/>
+        </w:rPr>
+        <w:t xml:space="preserve"> och Skeletocutis exilis</w:t>
+      </w:r>
+      <w:r>
+        <w:t xml:space="preserve"> (NT). Ullticka är typisk art för </w:t>
+      </w:r>
+      <w:r>
+        <w:rPr>
+          <w:i/>
+        </w:rPr>
+        <w:t xml:space="preserve">9010 Taiga, 9050 Näringsrik granskog </w:t>
+      </w:r>
+      <w:r>
+        <w:t xml:space="preserve">och </w:t>
+      </w:r>
+      <w:r>
+        <w:rPr>
+          <w:i/>
+        </w:rPr>
+        <w:t>9030 Landhöjningsskog</w:t>
+      </w:r>
+      <w:r>
+        <w:t xml:space="preserve"> (SLU Artdatabanken, 2026; Nitare &amp; Skogsstyrelsen, 2019; Miettinen &amp; Niemelä, 2018).</w:t>
+      </w:r>
+    </w:p>
+    <w:p>
+      <w:r>
+        <w:rPr>
+          <w:b/>
+        </w:rPr>
         <w:t>Spillkråka (§4)</w:t>
       </w:r>
       <w:r>
@@ -482,7 +538,7 @@
         <w:rPr>
           <w:i/>
         </w:rPr>
-        <w:t>I det avverkningsanmälda skogsområdet har 2 naturvårdsarter varav 0 rödlistade arter sina livsmiljöer och växtplatser.</w:t>
+        <w:t>I det avverkningsanmälda skogsområdet har 4 naturvårdsarter varav 2 rödlistade arter sina livsmiljöer och växtplatser.</w:t>
       </w:r>
     </w:p>
     <w:p>
@@ -1116,7 +1172,7 @@
     <w:r>
       <w:tab/>
       <w:tab/>
-      <w:t>2026-08-14</w:t>
+      <w:t>2026-08-15</w:t>
       <w:br/>
       <w:br/>
     </w:r>

--- a/klagomål/A 29521-2026 FSC-klagomål.docx
+++ b/klagomål/A 29521-2026 FSC-klagomål.docx
@@ -1172,7 +1172,7 @@
     <w:r>
       <w:tab/>
       <w:tab/>
-      <w:t>2026-08-15</w:t>
+      <w:t>2026-08-16</w:t>
       <w:br/>
       <w:br/>
     </w:r>

--- a/klagomål/A 29521-2026 FSC-klagomål.docx
+++ b/klagomål/A 29521-2026 FSC-klagomål.docx
@@ -1172,7 +1172,7 @@
     <w:r>
       <w:tab/>
       <w:tab/>
-      <w:t>2026-08-16</w:t>
+      <w:t>2026-08-17</w:t>
       <w:br/>
       <w:br/>
     </w:r>

--- a/klagomål/A 29521-2026 FSC-klagomål.docx
+++ b/klagomål/A 29521-2026 FSC-klagomål.docx
@@ -1172,7 +1172,7 @@
     <w:r>
       <w:tab/>
       <w:tab/>
-      <w:t>2026-08-17</w:t>
+      <w:t>2026-08-18</w:t>
       <w:br/>
       <w:br/>
     </w:r>

--- a/klagomål/A 29521-2026 FSC-klagomål.docx
+++ b/klagomål/A 29521-2026 FSC-klagomål.docx
@@ -178,7 +178,7 @@
       <w:r>
         <w:drawing>
           <wp:inline xmlns:a="http://schemas.openxmlformats.org/drawingml/2006/main" xmlns:pic="http://schemas.openxmlformats.org/drawingml/2006/picture">
-            <wp:extent cx="5200387" cy="5724000"/>
+            <wp:extent cx="5411579" cy="5724000"/>
             <wp:docPr id="1" name="Picture 1"/>
             <wp:cNvGraphicFramePr>
               <a:graphicFrameLocks noChangeAspect="1"/>
@@ -199,7 +199,7 @@
                   <pic:spPr>
                     <a:xfrm>
                       <a:off x="0" y="0"/>
-                      <a:ext cx="5200387" cy="5724000"/>
+                      <a:ext cx="5411579" cy="5724000"/>
                     </a:xfrm>
                     <a:prstGeom prst="rect"/>
                   </pic:spPr>
@@ -221,7 +221,7 @@
     </w:p>
     <w:p>
       <w:r>
-        <w:t>I och inom 13 meter från avverkningsanmälan finns fynd av 4 naturvårdsarter, varav 2 är rödlistade, 3 är fridlysta och 3 är typiska (T): knärot (VU, T, §8), ullticka (NT, T), spillkråka (T, §4) och revlummer (§9). Se Figur 1.</w:t>
+        <w:t>I och inom 13 meter från avverkningsanmälan finns fynd av 5 naturvårdsarter, varav 2 är rödlistade, 3 är fridlysta, 4 är typiska (T) och 1 är signalart (S): knärot (VU, T, §8), ullticka (NT, T), bronshjon (S, T), spillkråka (T, §4) och revlummer (§9). Se Figur 1.</w:t>
       </w:r>
     </w:p>
     <w:p>
@@ -296,7 +296,7 @@
     </w:p>
     <w:p>
       <w:r>
-        <w:t>I det avverkningsanmälda området finns 12 fyndplatser för knärot registrerade på Artportalen. Figur 2 visar gränserna för buffertzoner på 50 m, som behöver lämnas kring fyndplatserna för att knärotslokalerna inte ska försvinna vid en avverkning. Av det avverkningsanmälda området överlappar 4.65 ha med buffertzonerna och får av detta skäl inte avverkas.</w:t>
+        <w:t>I det avverkningsanmälda området finns 14 fyndplatser för knärot registrerade på Artportalen. Figur 2 visar gränserna för buffertzoner på 50 m, som behöver lämnas kring fyndplatserna för att knärotslokalerna inte ska försvinna vid en avverkning. Av det avverkningsanmälda området överlappar 4.68 ha med buffertzonerna och får av detta skäl inte avverkas.</w:t>
       </w:r>
     </w:p>
     <w:p>
@@ -408,6 +408,26 @@
         <w:rPr>
           <w:b/>
         </w:rPr>
+        <w:t>Bronshjon</w:t>
+      </w:r>
+      <w:r>
+        <w:t xml:space="preserve"> är en skalbagge vars larvutveckling sker under grov bark på stammar av döda eller döende barrträd, främst gran, i mindre omfattning tall. Arten är knuten till äldre, naturskogslik granskog med inslag av torkande träd. Bronshjon är typisk art för </w:t>
+      </w:r>
+      <w:r>
+        <w:rPr>
+          <w:i/>
+        </w:rPr>
+        <w:t>9010 Taiga</w:t>
+      </w:r>
+      <w:r>
+        <w:t xml:space="preserve"> (SLU Artdatabanken, 2025).</w:t>
+      </w:r>
+    </w:p>
+    <w:p>
+      <w:r>
+        <w:rPr>
+          <w:b/>
+        </w:rPr>
         <w:t>Spillkråka (§4)</w:t>
       </w:r>
       <w:r>
@@ -538,7 +558,7 @@
         <w:rPr>
           <w:i/>
         </w:rPr>
-        <w:t>I det avverkningsanmälda skogsområdet har 4 naturvårdsarter varav 2 rödlistade arter sina livsmiljöer och växtplatser.</w:t>
+        <w:t>I det avverkningsanmälda skogsområdet har 5 naturvårdsarter varav 2 rödlistade arter sina livsmiljöer och växtplatser.</w:t>
       </w:r>
     </w:p>
     <w:p>
@@ -1172,7 +1192,7 @@
     <w:r>
       <w:tab/>
       <w:tab/>
-      <w:t>2026-08-18</w:t>
+      <w:t>2026-08-19</w:t>
       <w:br/>
       <w:br/>
     </w:r>

--- a/klagomål/A 29521-2026 FSC-klagomål.docx
+++ b/klagomål/A 29521-2026 FSC-klagomål.docx
@@ -1192,7 +1192,7 @@
     <w:r>
       <w:tab/>
       <w:tab/>
-      <w:t>2026-08-19</w:t>
+      <w:t>2026-08-20</w:t>
       <w:br/>
       <w:br/>
     </w:r>

--- a/klagomål/A 29521-2026 FSC-klagomål.docx
+++ b/klagomål/A 29521-2026 FSC-klagomål.docx
@@ -1192,7 +1192,7 @@
     <w:r>
       <w:tab/>
       <w:tab/>
-      <w:t>2026-08-20</w:t>
+      <w:t>2026-08-21</w:t>
       <w:br/>
       <w:br/>
     </w:r>

--- a/klagomål/A 29521-2026 FSC-klagomål.docx
+++ b/klagomål/A 29521-2026 FSC-klagomål.docx
@@ -1192,7 +1192,7 @@
     <w:r>
       <w:tab/>
       <w:tab/>
-      <w:t>2026-08-21</w:t>
+      <w:t>2026-08-22</w:t>
       <w:br/>
       <w:br/>
     </w:r>

--- a/klagomål/A 29521-2026 FSC-klagomål.docx
+++ b/klagomål/A 29521-2026 FSC-klagomål.docx
@@ -1192,7 +1192,7 @@
     <w:r>
       <w:tab/>
       <w:tab/>
-      <w:t>2026-08-22</w:t>
+      <w:t>2026-08-23</w:t>
       <w:br/>
       <w:br/>
     </w:r>

--- a/klagomål/A 29521-2026 FSC-klagomål.docx
+++ b/klagomål/A 29521-2026 FSC-klagomål.docx
@@ -1192,7 +1192,7 @@
     <w:r>
       <w:tab/>
       <w:tab/>
-      <w:t>2026-08-23</w:t>
+      <w:t>2026-08-24</w:t>
       <w:br/>
       <w:br/>
     </w:r>

--- a/klagomål/A 29521-2026 FSC-klagomål.docx
+++ b/klagomål/A 29521-2026 FSC-klagomål.docx
@@ -1192,7 +1192,7 @@
     <w:r>
       <w:tab/>
       <w:tab/>
-      <w:t>2026-08-24</w:t>
+      <w:t>2026-08-25</w:t>
       <w:br/>
       <w:br/>
     </w:r>

--- a/klagomål/A 29521-2026 FSC-klagomål.docx
+++ b/klagomål/A 29521-2026 FSC-klagomål.docx
@@ -1192,7 +1192,7 @@
     <w:r>
       <w:tab/>
       <w:tab/>
-      <w:t>2026-08-25</w:t>
+      <w:t>2026-08-26</w:t>
       <w:br/>
       <w:br/>
     </w:r>

--- a/klagomål/A 29521-2026 FSC-klagomål.docx
+++ b/klagomål/A 29521-2026 FSC-klagomål.docx
@@ -1192,7 +1192,7 @@
     <w:r>
       <w:tab/>
       <w:tab/>
-      <w:t>2026-08-26</w:t>
+      <w:t>2026-08-27</w:t>
       <w:br/>
       <w:br/>
     </w:r>

--- a/klagomål/A 29521-2026 FSC-klagomål.docx
+++ b/klagomål/A 29521-2026 FSC-klagomål.docx
@@ -1192,7 +1192,7 @@
     <w:r>
       <w:tab/>
       <w:tab/>
-      <w:t>2026-08-27</w:t>
+      <w:t>2026-08-28</w:t>
       <w:br/>
       <w:br/>
     </w:r>

--- a/klagomål/A 29521-2026 FSC-klagomål.docx
+++ b/klagomål/A 29521-2026 FSC-klagomål.docx
@@ -1192,7 +1192,7 @@
     <w:r>
       <w:tab/>
       <w:tab/>
-      <w:t>2026-08-28</w:t>
+      <w:t>2026-08-29</w:t>
       <w:br/>
       <w:br/>
     </w:r>

--- a/klagomål/A 29521-2026 FSC-klagomål.docx
+++ b/klagomål/A 29521-2026 FSC-klagomål.docx
@@ -1192,7 +1192,7 @@
     <w:r>
       <w:tab/>
       <w:tab/>
-      <w:t>2026-08-29</w:t>
+      <w:t>2026-08-31</w:t>
       <w:br/>
       <w:br/>
     </w:r>

--- a/klagomål/A 29521-2026 FSC-klagomål.docx
+++ b/klagomål/A 29521-2026 FSC-klagomål.docx
@@ -1192,7 +1192,7 @@
     <w:r>
       <w:tab/>
       <w:tab/>
-      <w:t>2026-08-31</w:t>
+      <w:t>2026-09-01</w:t>
       <w:br/>
       <w:br/>
     </w:r>

--- a/klagomål/A 29521-2026 FSC-klagomål.docx
+++ b/klagomål/A 29521-2026 FSC-klagomål.docx
@@ -1192,7 +1192,7 @@
     <w:r>
       <w:tab/>
       <w:tab/>
-      <w:t>2026-09-01</w:t>
+      <w:t>2026-09-02</w:t>
       <w:br/>
       <w:br/>
     </w:r>

--- a/klagomål/A 29521-2026 FSC-klagomål.docx
+++ b/klagomål/A 29521-2026 FSC-klagomål.docx
@@ -1192,7 +1192,7 @@
     <w:r>
       <w:tab/>
       <w:tab/>
-      <w:t>2026-09-02</w:t>
+      <w:t>2026-09-03</w:t>
       <w:br/>
       <w:br/>
     </w:r>

--- a/klagomål/A 29521-2026 FSC-klagomål.docx
+++ b/klagomål/A 29521-2026 FSC-klagomål.docx
@@ -1192,7 +1192,7 @@
     <w:r>
       <w:tab/>
       <w:tab/>
-      <w:t>2026-09-03</w:t>
+      <w:t>2026-09-04</w:t>
       <w:br/>
       <w:br/>
     </w:r>

--- a/klagomål/A 29521-2026 FSC-klagomål.docx
+++ b/klagomål/A 29521-2026 FSC-klagomål.docx
@@ -1192,7 +1192,7 @@
     <w:r>
       <w:tab/>
       <w:tab/>
-      <w:t>2026-09-04</w:t>
+      <w:t>2026-09-05</w:t>
       <w:br/>
       <w:br/>
     </w:r>

--- a/klagomål/A 29521-2026 FSC-klagomål.docx
+++ b/klagomål/A 29521-2026 FSC-klagomål.docx
@@ -1192,7 +1192,7 @@
     <w:r>
       <w:tab/>
       <w:tab/>
-      <w:t>2026-09-05</w:t>
+      <w:t>2026-09-06</w:t>
       <w:br/>
       <w:br/>
     </w:r>

--- a/klagomål/A 29521-2026 FSC-klagomål.docx
+++ b/klagomål/A 29521-2026 FSC-klagomål.docx
@@ -1192,7 +1192,7 @@
     <w:r>
       <w:tab/>
       <w:tab/>
-      <w:t>2026-09-06</w:t>
+      <w:t>2026-09-07</w:t>
       <w:br/>
       <w:br/>
     </w:r>

--- a/klagomål/A 29521-2026 FSC-klagomål.docx
+++ b/klagomål/A 29521-2026 FSC-klagomål.docx
@@ -1192,7 +1192,7 @@
     <w:r>
       <w:tab/>
       <w:tab/>
-      <w:t>2026-09-07</w:t>
+      <w:t>2026-09-08</w:t>
       <w:br/>
       <w:br/>
     </w:r>

--- a/klagomål/A 29521-2026 FSC-klagomål.docx
+++ b/klagomål/A 29521-2026 FSC-klagomål.docx
@@ -1192,7 +1192,7 @@
     <w:r>
       <w:tab/>
       <w:tab/>
-      <w:t>2026-09-08</w:t>
+      <w:t>2026-09-09</w:t>
       <w:br/>
       <w:br/>
     </w:r>

--- a/klagomål/A 29521-2026 FSC-klagomål.docx
+++ b/klagomål/A 29521-2026 FSC-klagomål.docx
@@ -1192,7 +1192,7 @@
     <w:r>
       <w:tab/>
       <w:tab/>
-      <w:t>2026-09-09</w:t>
+      <w:t>2026-09-10</w:t>
       <w:br/>
       <w:br/>
     </w:r>

--- a/klagomål/A 29521-2026 FSC-klagomål.docx
+++ b/klagomål/A 29521-2026 FSC-klagomål.docx
@@ -1192,7 +1192,7 @@
     <w:r>
       <w:tab/>
       <w:tab/>
-      <w:t>2026-09-10</w:t>
+      <w:t>2026-09-11</w:t>
       <w:br/>
       <w:br/>
     </w:r>

--- a/klagomål/A 29521-2026 FSC-klagomål.docx
+++ b/klagomål/A 29521-2026 FSC-klagomål.docx
@@ -1192,7 +1192,7 @@
     <w:r>
       <w:tab/>
       <w:tab/>
-      <w:t>2026-09-11</w:t>
+      <w:t>2026-09-12</w:t>
       <w:br/>
       <w:br/>
     </w:r>
